--- a/Dokumentacio/Specifikáció.docx
+++ b/Dokumentacio/Specifikáció.docx
@@ -76,7 +76,7 @@
           <w:sz w:val="26"/>
           <w:szCs w:val="26"/>
         </w:rPr>
-        <w:t>2.</w:t>
+        <w:t>1</w:t>
       </w:r>
       <w:r>
         <w:rPr>
@@ -87,7 +87,7 @@
           <w:sz w:val="26"/>
           <w:szCs w:val="26"/>
         </w:rPr>
-        <w:t>1</w:t>
+        <w:t>)</w:t>
       </w:r>
       <w:r>
         <w:rPr>
@@ -98,7 +98,7 @@
           <w:sz w:val="26"/>
           <w:szCs w:val="26"/>
         </w:rPr>
-        <w:t>)</w:t>
+        <w:t xml:space="preserve"> </w:t>
       </w:r>
       <w:r>
         <w:rPr>
@@ -108,17 +108,6 @@
           <w:bCs/>
           <w:sz w:val="26"/>
           <w:szCs w:val="26"/>
-        </w:rPr>
-        <w:t xml:space="preserve"> </w:t>
-      </w:r>
-      <w:r>
-        <w:rPr>
-          <w:rStyle w:val="eop"/>
-          <w:rFonts w:cs="Segoe UI"/>
-          <w:b/>
-          <w:bCs/>
-          <w:sz w:val="26"/>
-          <w:szCs w:val="26"/>
           <w:u w:val="single"/>
         </w:rPr>
         <w:t>Bevezetés:</w:t>
@@ -329,7 +318,7 @@
           <w:szCs w:val="26"/>
           <w:u w:val="single"/>
         </w:rPr>
-        <w:t>2.2) Felhasznált technológiák:</w:t>
+        <w:t>2) Felhasznált technológiák:</w:t>
       </w:r>
     </w:p>
     <w:p>
@@ -351,7 +340,7 @@
       <w:hyperlink r:id="rId7" w:history="1">
         <w:r>
           <w:rPr>
-            <w:rStyle w:val="Hyperlink"/>
+            <w:rStyle w:val="Hiperhivatkozs"/>
             <w:rFonts w:asciiTheme="minorHAnsi" w:hAnsiTheme="minorHAnsi" w:cs="Segoe UI"/>
             <w:sz w:val="26"/>
             <w:szCs w:val="26"/>
@@ -379,7 +368,7 @@
       <w:hyperlink r:id="rId8" w:history="1">
         <w:r>
           <w:rPr>
-            <w:rStyle w:val="Hyperlink"/>
+            <w:rStyle w:val="Hiperhivatkozs"/>
             <w:rFonts w:asciiTheme="minorHAnsi" w:hAnsiTheme="minorHAnsi" w:cs="Segoe UI"/>
             <w:sz w:val="26"/>
             <w:szCs w:val="26"/>
@@ -415,7 +404,7 @@
       <w:hyperlink r:id="rId9" w:history="1">
         <w:r>
           <w:rPr>
-            <w:rStyle w:val="Hyperlink"/>
+            <w:rStyle w:val="Hiperhivatkozs"/>
             <w:rFonts w:asciiTheme="minorHAnsi" w:hAnsiTheme="minorHAnsi" w:cs="Segoe UI"/>
             <w:sz w:val="26"/>
             <w:szCs w:val="26"/>
@@ -451,7 +440,7 @@
       <w:hyperlink r:id="rId10" w:history="1">
         <w:r>
           <w:rPr>
-            <w:rStyle w:val="Hyperlink"/>
+            <w:rStyle w:val="Hiperhivatkozs"/>
             <w:rFonts w:asciiTheme="minorHAnsi" w:hAnsiTheme="minorHAnsi" w:cs="Segoe UI"/>
             <w:sz w:val="26"/>
             <w:szCs w:val="26"/>
@@ -505,7 +494,7 @@
       <w:hyperlink r:id="rId11" w:history="1">
         <w:r>
           <w:rPr>
-            <w:rStyle w:val="Hyperlink"/>
+            <w:rStyle w:val="Hiperhivatkozs"/>
             <w:rFonts w:asciiTheme="minorHAnsi" w:hAnsiTheme="minorHAnsi" w:cs="Segoe UI"/>
             <w:sz w:val="26"/>
             <w:szCs w:val="26"/>
@@ -577,7 +566,7 @@
       <w:hyperlink r:id="rId12" w:history="1">
         <w:r>
           <w:rPr>
-            <w:rStyle w:val="Hyperlink"/>
+            <w:rStyle w:val="Hiperhivatkozs"/>
             <w:rFonts w:asciiTheme="minorHAnsi" w:hAnsiTheme="minorHAnsi" w:cs="Segoe UI"/>
             <w:sz w:val="26"/>
             <w:szCs w:val="26"/>
@@ -631,7 +620,7 @@
           <w:szCs w:val="26"/>
           <w:u w:val="single"/>
         </w:rPr>
-        <w:t>2.3) Jogosultságok és szerepkörök:</w:t>
+        <w:t>3) Jogosultságok és szerepkörök:</w:t>
       </w:r>
       <w:r>
         <w:rPr>
@@ -667,7 +656,7 @@
           <w:szCs w:val="26"/>
         </w:rPr>
         <w:tab/>
-        <w:t>2.3.1 Felhasználó:</w:t>
+        <w:t>3.1 Felhasználó:</w:t>
       </w:r>
     </w:p>
     <w:p>
@@ -812,7 +801,7 @@
           <w:sz w:val="26"/>
           <w:szCs w:val="26"/>
         </w:rPr>
-        <w:t>2.3.2 Admin:</w:t>
+        <w:t>3.2 Admin:</w:t>
       </w:r>
     </w:p>
     <w:p>
@@ -875,7 +864,7 @@
           <w:sz w:val="26"/>
           <w:szCs w:val="26"/>
         </w:rPr>
-        <w:t>2.3</w:t>
+        <w:t>3</w:t>
       </w:r>
       <w:r>
         <w:rPr>
@@ -922,7 +911,16 @@
           <w:sz w:val="26"/>
           <w:szCs w:val="26"/>
         </w:rPr>
-        <w:t>A Felhasználok rendelkezésére áll az az opció, hogy egy „Szervezetet” hozzanak létre, ahol meghívhatnak más felhasználókat. Egy Szervezetnek van opciója szintén előfizetni, azzal a különbséggel, hogy itt nem a felhasználók, hanem a szervezetek kapják meg a jogokat, viszont minden előfizetés alapú.</w:t>
+        <w:t xml:space="preserve">A Felhasználok rendelkezésére áll az az opció, hogy egy „Szervezetet” hozzanak létre, ahol meghívhatnak más felhasználókat. Egy Szervezetnek van opciója szintén előfizetni, </w:t>
+      </w:r>
+      <w:r>
+        <w:rPr>
+          <w:rFonts w:asciiTheme="minorHAnsi" w:hAnsiTheme="minorHAnsi" w:cs="Segoe UI"/>
+          <w:sz w:val="26"/>
+          <w:szCs w:val="26"/>
+        </w:rPr>
+        <w:lastRenderedPageBreak/>
+        <w:t>azzal a különbséggel, hogy itt nem a felhasználók, hanem a szervezetek kapják meg a jogokat, viszont minden előfizetés alapú.</w:t>
       </w:r>
     </w:p>
     <w:p>
@@ -1833,7 +1831,7 @@
           <w:szCs w:val="26"/>
           <w:u w:val="single"/>
         </w:rPr>
-        <w:t>2.4) Követelmények:</w:t>
+        <w:t>4) Követelmények:</w:t>
       </w:r>
     </w:p>
     <w:p>
@@ -1866,7 +1864,7 @@
           <w:sz w:val="26"/>
           <w:szCs w:val="26"/>
         </w:rPr>
-        <w:t>2.4.1) Funkcionális követelmények:</w:t>
+        <w:t>4.1) Funkcionális követelmények:</w:t>
       </w:r>
     </w:p>
     <w:p>
@@ -1907,7 +1905,7 @@
           <w:sz w:val="26"/>
           <w:szCs w:val="26"/>
         </w:rPr>
-        <w:t xml:space="preserve">2.4.1.1) </w:t>
+        <w:t xml:space="preserve">4.1.1) </w:t>
       </w:r>
       <w:r>
         <w:rPr>
@@ -2007,16 +2005,22 @@
       <w:commentRangeEnd w:id="0"/>
       <w:r>
         <w:rPr>
-          <w:rStyle w:val="CommentReference"/>
-          <w:rFonts w:asciiTheme="minorHAnsi" w:hAnsiTheme="minorHAnsi"/>
+          <w:rStyle w:val="Jegyzethivatkozs"/>
+          <w:rFonts w:asciiTheme="minorHAnsi" w:hAnsiTheme="minorHAnsi" w:cs="Segoe UI"/>
+          <w:color w:val="000000" w:themeColor="text1"/>
+          <w:sz w:val="26"/>
+          <w:szCs w:val="26"/>
         </w:rPr>
         <w:commentReference w:id="0"/>
       </w:r>
       <w:commentRangeEnd w:id="1"/>
       <w:r>
         <w:rPr>
-          <w:rStyle w:val="CommentReference"/>
-          <w:rFonts w:asciiTheme="minorHAnsi" w:hAnsiTheme="minorHAnsi"/>
+          <w:rStyle w:val="Jegyzethivatkozs"/>
+          <w:rFonts w:asciiTheme="minorHAnsi" w:hAnsiTheme="minorHAnsi" w:cs="Segoe UI"/>
+          <w:color w:val="000000" w:themeColor="text1"/>
+          <w:sz w:val="26"/>
+          <w:szCs w:val="26"/>
         </w:rPr>
         <w:commentReference w:id="1"/>
       </w:r>
@@ -2066,7 +2070,7 @@
           <w:sz w:val="26"/>
           <w:szCs w:val="26"/>
         </w:rPr>
-        <w:t xml:space="preserve">2.4.1.2) </w:t>
+        <w:t xml:space="preserve">4.1.2) </w:t>
       </w:r>
       <w:r>
         <w:rPr>
@@ -2394,7 +2398,16 @@
           <w:szCs w:val="26"/>
         </w:rPr>
         <w:br/>
-        <w:t>Azon tulajdonosok, akik olyan előfizetéssel rendelkeznek, amely ezt lehetővé teszi, API-n vagy MCP szerveren keresztül saját alkalmazásukat is összekapcsolhatják a munkaterülettel.</w:t>
+        <w:t xml:space="preserve">Azon tulajdonosok, akik olyan előfizetéssel rendelkeznek, amely ezt lehetővé teszi, API-n vagy MCP szerveren keresztül </w:t>
+      </w:r>
+      <w:r>
+        <w:rPr>
+          <w:rFonts w:asciiTheme="minorHAnsi" w:hAnsiTheme="minorHAnsi" w:cs="Segoe UI"/>
+          <w:sz w:val="26"/>
+          <w:szCs w:val="26"/>
+        </w:rPr>
+        <w:lastRenderedPageBreak/>
+        <w:t>saját alkalmazásukat is összekapcsolhatják a munkaterülettel.</w:t>
       </w:r>
     </w:p>
     <w:p>
@@ -2448,7 +2461,7 @@
           <w:sz w:val="26"/>
           <w:szCs w:val="26"/>
         </w:rPr>
-        <w:t xml:space="preserve">2.4.1.3) </w:t>
+        <w:t xml:space="preserve">4.1.3) </w:t>
       </w:r>
       <w:r>
         <w:rPr>
@@ -2751,7 +2764,7 @@
           <w:sz w:val="26"/>
           <w:szCs w:val="26"/>
         </w:rPr>
-        <w:t xml:space="preserve">2.4.1.4) </w:t>
+        <w:t xml:space="preserve">4.1.4) </w:t>
       </w:r>
       <w:r>
         <w:rPr>
@@ -2829,7 +2842,7 @@
           <w:sz w:val="26"/>
           <w:szCs w:val="26"/>
         </w:rPr>
-        <w:t>2.4.1.5)</w:t>
+        <w:t>4.1.5)</w:t>
       </w:r>
       <w:r>
         <w:rPr>
@@ -3300,7 +3313,7 @@
           <w:sz w:val="26"/>
           <w:szCs w:val="26"/>
         </w:rPr>
-        <w:t>2.4.1.</w:t>
+        <w:t>4.1.</w:t>
       </w:r>
       <w:r>
         <w:rPr>
@@ -3495,6 +3508,7 @@
           <w:sz w:val="26"/>
           <w:szCs w:val="26"/>
         </w:rPr>
+        <w:lastRenderedPageBreak/>
         <w:t>rá</w:t>
       </w:r>
       <w:r>
@@ -3620,7 +3634,7 @@
           <w:szCs w:val="26"/>
         </w:rPr>
         <w:tab/>
-        <w:t>2.4.2) Nem funkcionális követelmények:</w:t>
+        <w:t>4.2) Nem funkcionális követelmények:</w:t>
       </w:r>
     </w:p>
     <w:p>
@@ -3643,7 +3657,7 @@
           <w:sz w:val="26"/>
           <w:szCs w:val="26"/>
         </w:rPr>
-        <w:t>2.4.2.1)</w:t>
+        <w:t>4.2.1)</w:t>
       </w:r>
       <w:r>
         <w:rPr>
@@ -3738,7 +3752,7 @@
           <w:sz w:val="26"/>
           <w:szCs w:val="26"/>
         </w:rPr>
-        <w:t xml:space="preserve">2.4.2.2) A beállításokban lesz lehetőség </w:t>
+        <w:t xml:space="preserve">4.2.2) A beállításokban lesz lehetőség </w:t>
       </w:r>
       <w:r>
         <w:rPr>
@@ -3798,7 +3812,7 @@
           <w:szCs w:val="26"/>
         </w:rPr>
         <w:tab/>
-        <w:t>2.4.2.3)</w:t>
+        <w:t>4.2.3)</w:t>
       </w:r>
       <w:r>
         <w:rPr>
@@ -3848,7 +3862,7 @@
           <w:szCs w:val="26"/>
         </w:rPr>
         <w:tab/>
-        <w:t>2.4.2.</w:t>
+        <w:t>4.2.</w:t>
       </w:r>
       <w:r>
         <w:rPr>
@@ -3935,7 +3949,7 @@
           <w:szCs w:val="26"/>
         </w:rPr>
         <w:tab/>
-        <w:t>2.4.2.</w:t>
+        <w:t>4.2.</w:t>
       </w:r>
       <w:r>
         <w:rPr>
@@ -4021,7 +4035,7 @@
           <w:szCs w:val="26"/>
         </w:rPr>
         <w:tab/>
-        <w:t>2.4.2.</w:t>
+        <w:t>4.2.</w:t>
       </w:r>
       <w:r>
         <w:rPr>
@@ -4193,7 +4207,7 @@
           <w:sz w:val="26"/>
           <w:szCs w:val="26"/>
         </w:rPr>
-        <w:t>2.4.2.</w:t>
+        <w:t>4.2.</w:t>
       </w:r>
       <w:r>
         <w:rPr>
@@ -4252,7 +4266,7 @@
       <w:hyperlink r:id="rId17" w:history="1">
         <w:r>
           <w:rPr>
-            <w:rStyle w:val="Hyperlink"/>
+            <w:rStyle w:val="Hiperhivatkozs"/>
             <w:rFonts w:asciiTheme="minorHAnsi" w:hAnsiTheme="minorHAnsi" w:cs="Segoe UI"/>
             <w:sz w:val="26"/>
             <w:szCs w:val="26"/>
@@ -4314,7 +4328,7 @@
       <w:hyperlink r:id="rId18" w:history="1">
         <w:r>
           <w:rPr>
-            <w:rStyle w:val="Hyperlink"/>
+            <w:rStyle w:val="Hiperhivatkozs"/>
             <w:rFonts w:asciiTheme="minorHAnsi" w:hAnsiTheme="minorHAnsi" w:cs="Segoe UI"/>
             <w:sz w:val="26"/>
             <w:szCs w:val="26"/>
@@ -4378,17 +4392,6 @@
           <w:szCs w:val="26"/>
           <w:u w:val="single"/>
         </w:rPr>
-        <w:t>2.</w:t>
-      </w:r>
-      <w:r>
-        <w:rPr>
-          <w:rStyle w:val="normaltextrun"/>
-          <w:rFonts w:asciiTheme="minorHAnsi" w:hAnsiTheme="minorHAnsi" w:cs="Segoe UI"/>
-          <w:b/>
-          <w:sz w:val="26"/>
-          <w:szCs w:val="26"/>
-          <w:u w:val="single"/>
-        </w:rPr>
         <w:t>5</w:t>
       </w:r>
       <w:r>
@@ -4550,17 +4553,6 @@
           <w:szCs w:val="26"/>
           <w:u w:val="single"/>
         </w:rPr>
-        <w:t>2.</w:t>
-      </w:r>
-      <w:r>
-        <w:rPr>
-          <w:rFonts w:asciiTheme="minorHAnsi" w:hAnsiTheme="minorHAnsi" w:cs="Segoe UI"/>
-          <w:b/>
-          <w:bCs/>
-          <w:sz w:val="26"/>
-          <w:szCs w:val="26"/>
-          <w:u w:val="single"/>
-        </w:rPr>
         <w:t>6</w:t>
       </w:r>
       <w:r>
@@ -4681,17 +4673,6 @@
           <w:szCs w:val="26"/>
           <w:u w:val="single"/>
         </w:rPr>
-        <w:t>2.</w:t>
-      </w:r>
-      <w:r>
-        <w:rPr>
-          <w:rFonts w:asciiTheme="minorHAnsi" w:hAnsiTheme="minorHAnsi" w:cs="Segoe UI"/>
-          <w:b/>
-          <w:bCs/>
-          <w:sz w:val="26"/>
-          <w:szCs w:val="26"/>
-          <w:u w:val="single"/>
-        </w:rPr>
         <w:t>7</w:t>
       </w:r>
       <w:r>
@@ -4754,7 +4735,7 @@
           <w:sz w:val="26"/>
           <w:szCs w:val="26"/>
         </w:rPr>
-        <w:t>2.8</w:t>
+        <w:t>8</w:t>
       </w:r>
       <w:r>
         <w:rPr>
@@ -4873,7 +4854,7 @@
           <w:sz w:val="26"/>
           <w:szCs w:val="26"/>
         </w:rPr>
-        <w:t>2.8</w:t>
+        <w:t>8</w:t>
       </w:r>
       <w:r>
         <w:rPr>
@@ -5034,7 +5015,7 @@
       <w:hyperlink r:id="rId19" w:history="1">
         <w:r>
           <w:rPr>
-            <w:rStyle w:val="Hyperlink"/>
+            <w:rStyle w:val="Hiperhivatkozs"/>
             <w:rFonts w:asciiTheme="minorHAnsi" w:hAnsiTheme="minorHAnsi" w:cs="Segoe UI"/>
             <w:sz w:val="26"/>
             <w:szCs w:val="26"/>
@@ -5066,7 +5047,7 @@
       <w:hyperlink r:id="rId20" w:history="1">
         <w:r>
           <w:rPr>
-            <w:rStyle w:val="Hyperlink"/>
+            <w:rStyle w:val="Hiperhivatkozs"/>
             <w:rFonts w:asciiTheme="minorHAnsi" w:hAnsiTheme="minorHAnsi"/>
             <w:sz w:val="26"/>
             <w:szCs w:val="26"/>
@@ -5098,7 +5079,7 @@
       <w:hyperlink r:id="rId21" w:history="1">
         <w:r>
           <w:rPr>
-            <w:rStyle w:val="Hyperlink"/>
+            <w:rStyle w:val="Hiperhivatkozs"/>
             <w:rFonts w:asciiTheme="minorHAnsi" w:hAnsiTheme="minorHAnsi"/>
             <w:sz w:val="26"/>
             <w:szCs w:val="26"/>
@@ -5138,7 +5119,7 @@
       <w:hyperlink r:id="rId22" w:history="1">
         <w:r>
           <w:rPr>
-            <w:rStyle w:val="Hyperlink"/>
+            <w:rStyle w:val="Hiperhivatkozs"/>
             <w:rFonts w:asciiTheme="minorHAnsi" w:hAnsiTheme="minorHAnsi"/>
             <w:sz w:val="26"/>
             <w:szCs w:val="26"/>
@@ -5170,7 +5151,7 @@
       <w:hyperlink r:id="rId23" w:history="1">
         <w:r>
           <w:rPr>
-            <w:rStyle w:val="Hyperlink"/>
+            <w:rStyle w:val="Hiperhivatkozs"/>
             <w:rFonts w:asciiTheme="minorHAnsi" w:hAnsiTheme="minorHAnsi"/>
             <w:sz w:val="26"/>
             <w:szCs w:val="26"/>
@@ -5209,7 +5190,7 @@
       <w:hyperlink r:id="rId24" w:history="1">
         <w:r>
           <w:rPr>
-            <w:rStyle w:val="Hyperlink"/>
+            <w:rStyle w:val="Hiperhivatkozs"/>
             <w:rFonts w:asciiTheme="minorHAnsi" w:hAnsiTheme="minorHAnsi"/>
             <w:sz w:val="26"/>
             <w:szCs w:val="26"/>
@@ -5241,7 +5222,7 @@
       <w:hyperlink r:id="rId25" w:history="1">
         <w:r>
           <w:rPr>
-            <w:rStyle w:val="Hyperlink"/>
+            <w:rStyle w:val="Hiperhivatkozs"/>
             <w:rFonts w:asciiTheme="minorHAnsi" w:hAnsiTheme="minorHAnsi" w:cs="Segoe UI"/>
             <w:sz w:val="26"/>
             <w:szCs w:val="26"/>
@@ -5280,7 +5261,7 @@
       <w:hyperlink r:id="rId26" w:history="1">
         <w:r>
           <w:rPr>
-            <w:rStyle w:val="Hyperlink"/>
+            <w:rStyle w:val="Hiperhivatkozs"/>
             <w:rFonts w:asciiTheme="minorHAnsi" w:hAnsiTheme="minorHAnsi" w:cs="Segoe UI"/>
             <w:sz w:val="26"/>
             <w:szCs w:val="26"/>
@@ -5331,11 +5312,11 @@
   <w:comment w:id="0" w:author="Áron Demeter" w:date="2025-10-09T08:53:00Z" w:initials="DA">
     <w:p>
       <w:pPr>
-        <w:pStyle w:val="CommentText"/>
-      </w:pPr>
-      <w:r>
-        <w:rPr>
-          <w:rStyle w:val="CommentReference"/>
+        <w:pStyle w:val="Jegyzetszveg"/>
+      </w:pPr>
+      <w:r>
+        <w:rPr>
+          <w:rStyle w:val="Jegyzethivatkozs"/>
         </w:rPr>
         <w:annotationRef/>
       </w:r>
@@ -5347,11 +5328,11 @@
   <w:comment w:id="1" w:author="Fekete Zsombor" w:date="2025-10-09T20:27:00Z" w:initials="ZF">
     <w:p>
       <w:pPr>
-        <w:pStyle w:val="CommentText"/>
-      </w:pPr>
-      <w:r>
-        <w:rPr>
-          <w:rStyle w:val="CommentReference"/>
+        <w:pStyle w:val="Jegyzetszveg"/>
+      </w:pPr>
+      <w:r>
+        <w:rPr>
+          <w:rStyle w:val="Jegyzethivatkozs"/>
         </w:rPr>
         <w:annotationRef/>
       </w:r>
@@ -9356,17 +9337,17 @@
     <w:lsdException w:name="Unresolved Mention" w:semiHidden="1" w:unhideWhenUsed="1"/>
     <w:lsdException w:name="Smart Link" w:semiHidden="1" w:unhideWhenUsed="1"/>
   </w:latentStyles>
-  <w:style w:type="paragraph" w:default="1" w:styleId="Normal">
+  <w:style w:type="paragraph" w:default="1" w:styleId="Norml">
     <w:name w:val="Normal"/>
     <w:qFormat/>
   </w:style>
-  <w:style w:type="character" w:default="1" w:styleId="DefaultParagraphFont">
+  <w:style w:type="character" w:default="1" w:styleId="Bekezdsalapbettpusa">
     <w:name w:val="Default Paragraph Font"/>
     <w:uiPriority w:val="1"/>
     <w:semiHidden/>
     <w:unhideWhenUsed/>
   </w:style>
-  <w:style w:type="table" w:default="1" w:styleId="TableNormal">
+  <w:style w:type="table" w:default="1" w:styleId="Normltblzat">
     <w:name w:val="Normal Table"/>
     <w:uiPriority w:val="99"/>
     <w:semiHidden/>
@@ -9381,16 +9362,16 @@
       </w:tblCellMar>
     </w:tblPr>
   </w:style>
-  <w:style w:type="numbering" w:default="1" w:styleId="NoList">
+  <w:style w:type="numbering" w:default="1" w:styleId="Nemlista">
     <w:name w:val="No List"/>
     <w:uiPriority w:val="99"/>
     <w:semiHidden/>
     <w:unhideWhenUsed/>
   </w:style>
-  <w:style w:type="paragraph" w:styleId="Header">
+  <w:style w:type="paragraph" w:styleId="lfej">
     <w:name w:val="header"/>
-    <w:basedOn w:val="Normal"/>
-    <w:link w:val="HeaderChar"/>
+    <w:basedOn w:val="Norml"/>
+    <w:link w:val="lfejChar"/>
     <w:uiPriority w:val="99"/>
     <w:unhideWhenUsed/>
     <w:rsid w:val="00321DC2"/>
@@ -9402,17 +9383,17 @@
       <w:spacing w:after="0" w:line="240" w:lineRule="auto"/>
     </w:pPr>
   </w:style>
-  <w:style w:type="character" w:customStyle="1" w:styleId="HeaderChar">
-    <w:name w:val="Header Char"/>
-    <w:basedOn w:val="DefaultParagraphFont"/>
-    <w:link w:val="Header"/>
+  <w:style w:type="character" w:customStyle="1" w:styleId="lfejChar">
+    <w:name w:val="Élőfej Char"/>
+    <w:basedOn w:val="Bekezdsalapbettpusa"/>
+    <w:link w:val="lfej"/>
     <w:uiPriority w:val="99"/>
     <w:rsid w:val="00321DC2"/>
   </w:style>
-  <w:style w:type="paragraph" w:styleId="Footer">
+  <w:style w:type="paragraph" w:styleId="llb">
     <w:name w:val="footer"/>
-    <w:basedOn w:val="Normal"/>
-    <w:link w:val="FooterChar"/>
+    <w:basedOn w:val="Norml"/>
+    <w:link w:val="llbChar"/>
     <w:uiPriority w:val="99"/>
     <w:unhideWhenUsed/>
     <w:rsid w:val="00321DC2"/>
@@ -9424,16 +9405,16 @@
       <w:spacing w:after="0" w:line="240" w:lineRule="auto"/>
     </w:pPr>
   </w:style>
-  <w:style w:type="character" w:customStyle="1" w:styleId="FooterChar">
-    <w:name w:val="Footer Char"/>
-    <w:basedOn w:val="DefaultParagraphFont"/>
-    <w:link w:val="Footer"/>
+  <w:style w:type="character" w:customStyle="1" w:styleId="llbChar">
+    <w:name w:val="Élőláb Char"/>
+    <w:basedOn w:val="Bekezdsalapbettpusa"/>
+    <w:link w:val="llb"/>
     <w:uiPriority w:val="99"/>
     <w:rsid w:val="00321DC2"/>
   </w:style>
   <w:style w:type="paragraph" w:customStyle="1" w:styleId="paragraph">
     <w:name w:val="paragraph"/>
-    <w:basedOn w:val="Normal"/>
+    <w:basedOn w:val="Norml"/>
     <w:rsid w:val="00976B4F"/>
     <w:pPr>
       <w:spacing w:before="100" w:beforeAutospacing="1" w:after="100" w:afterAutospacing="1" w:line="240" w:lineRule="auto"/>
@@ -9445,17 +9426,17 @@
   </w:style>
   <w:style w:type="character" w:customStyle="1" w:styleId="normaltextrun">
     <w:name w:val="normaltextrun"/>
-    <w:basedOn w:val="DefaultParagraphFont"/>
+    <w:basedOn w:val="Bekezdsalapbettpusa"/>
     <w:rsid w:val="00976B4F"/>
   </w:style>
   <w:style w:type="character" w:customStyle="1" w:styleId="eop">
     <w:name w:val="eop"/>
-    <w:basedOn w:val="DefaultParagraphFont"/>
+    <w:basedOn w:val="Bekezdsalapbettpusa"/>
     <w:rsid w:val="00976B4F"/>
   </w:style>
-  <w:style w:type="paragraph" w:styleId="ListParagraph">
+  <w:style w:type="paragraph" w:styleId="Listaszerbekezds">
     <w:name w:val="List Paragraph"/>
-    <w:basedOn w:val="Normal"/>
+    <w:basedOn w:val="Norml"/>
     <w:uiPriority w:val="34"/>
     <w:qFormat/>
     <w:rsid w:val="00BE60B1"/>
@@ -9464,9 +9445,9 @@
       <w:contextualSpacing/>
     </w:pPr>
   </w:style>
-  <w:style w:type="character" w:styleId="CommentReference">
+  <w:style w:type="character" w:styleId="Jegyzethivatkozs">
     <w:name w:val="annotation reference"/>
-    <w:basedOn w:val="DefaultParagraphFont"/>
+    <w:basedOn w:val="Bekezdsalapbettpusa"/>
     <w:uiPriority w:val="99"/>
     <w:semiHidden/>
     <w:unhideWhenUsed/>
@@ -9476,10 +9457,10 @@
       <w:szCs w:val="16"/>
     </w:rPr>
   </w:style>
-  <w:style w:type="paragraph" w:styleId="CommentText">
+  <w:style w:type="paragraph" w:styleId="Jegyzetszveg">
     <w:name w:val="annotation text"/>
-    <w:basedOn w:val="Normal"/>
-    <w:link w:val="CommentTextChar"/>
+    <w:basedOn w:val="Norml"/>
+    <w:link w:val="JegyzetszvegChar"/>
     <w:uiPriority w:val="99"/>
     <w:unhideWhenUsed/>
     <w:rsid w:val="00356776"/>
@@ -9491,10 +9472,10 @@
       <w:szCs w:val="20"/>
     </w:rPr>
   </w:style>
-  <w:style w:type="character" w:customStyle="1" w:styleId="CommentTextChar">
-    <w:name w:val="Comment Text Char"/>
-    <w:basedOn w:val="DefaultParagraphFont"/>
-    <w:link w:val="CommentText"/>
+  <w:style w:type="character" w:customStyle="1" w:styleId="JegyzetszvegChar">
+    <w:name w:val="Jegyzetszöveg Char"/>
+    <w:basedOn w:val="Bekezdsalapbettpusa"/>
+    <w:link w:val="Jegyzetszveg"/>
     <w:uiPriority w:val="99"/>
     <w:rsid w:val="00356776"/>
     <w:rPr>
@@ -9502,11 +9483,11 @@
       <w:szCs w:val="20"/>
     </w:rPr>
   </w:style>
-  <w:style w:type="paragraph" w:styleId="CommentSubject">
+  <w:style w:type="paragraph" w:styleId="Megjegyzstrgya">
     <w:name w:val="annotation subject"/>
-    <w:basedOn w:val="CommentText"/>
-    <w:next w:val="CommentText"/>
-    <w:link w:val="CommentSubjectChar"/>
+    <w:basedOn w:val="Jegyzetszveg"/>
+    <w:next w:val="Jegyzetszveg"/>
+    <w:link w:val="MegjegyzstrgyaChar"/>
     <w:uiPriority w:val="99"/>
     <w:semiHidden/>
     <w:unhideWhenUsed/>
@@ -9516,10 +9497,10 @@
       <w:bCs/>
     </w:rPr>
   </w:style>
-  <w:style w:type="character" w:customStyle="1" w:styleId="CommentSubjectChar">
-    <w:name w:val="Comment Subject Char"/>
-    <w:basedOn w:val="CommentTextChar"/>
-    <w:link w:val="CommentSubject"/>
+  <w:style w:type="character" w:customStyle="1" w:styleId="MegjegyzstrgyaChar">
+    <w:name w:val="Megjegyzés tárgya Char"/>
+    <w:basedOn w:val="JegyzetszvegChar"/>
+    <w:link w:val="Megjegyzstrgya"/>
     <w:uiPriority w:val="99"/>
     <w:semiHidden/>
     <w:rsid w:val="00356776"/>
@@ -9530,10 +9511,10 @@
       <w:szCs w:val="20"/>
     </w:rPr>
   </w:style>
-  <w:style w:type="paragraph" w:styleId="BalloonText">
+  <w:style w:type="paragraph" w:styleId="Buborkszveg">
     <w:name w:val="Balloon Text"/>
-    <w:basedOn w:val="Normal"/>
-    <w:link w:val="BalloonTextChar"/>
+    <w:basedOn w:val="Norml"/>
+    <w:link w:val="BuborkszvegChar"/>
     <w:uiPriority w:val="99"/>
     <w:semiHidden/>
     <w:unhideWhenUsed/>
@@ -9547,10 +9528,10 @@
       <w:szCs w:val="18"/>
     </w:rPr>
   </w:style>
-  <w:style w:type="character" w:customStyle="1" w:styleId="BalloonTextChar">
-    <w:name w:val="Balloon Text Char"/>
-    <w:basedOn w:val="DefaultParagraphFont"/>
-    <w:link w:val="BalloonText"/>
+  <w:style w:type="character" w:customStyle="1" w:styleId="BuborkszvegChar">
+    <w:name w:val="Buborékszöveg Char"/>
+    <w:basedOn w:val="Bekezdsalapbettpusa"/>
+    <w:link w:val="Buborkszveg"/>
     <w:uiPriority w:val="99"/>
     <w:semiHidden/>
     <w:rsid w:val="00356776"/>
@@ -9560,9 +9541,9 @@
       <w:szCs w:val="18"/>
     </w:rPr>
   </w:style>
-  <w:style w:type="paragraph" w:styleId="NormalWeb">
+  <w:style w:type="paragraph" w:styleId="NormlWeb">
     <w:name w:val="Normal (Web)"/>
-    <w:basedOn w:val="Normal"/>
+    <w:basedOn w:val="Norml"/>
     <w:uiPriority w:val="99"/>
     <w:semiHidden/>
     <w:unhideWhenUsed/>
@@ -9571,7 +9552,7 @@
       <w:rFonts w:ascii="Times New Roman" w:hAnsi="Times New Roman" w:cs="Times New Roman"/>
     </w:rPr>
   </w:style>
-  <w:style w:type="paragraph" w:styleId="Revision">
+  <w:style w:type="paragraph" w:styleId="Vltozat">
     <w:name w:val="Revision"/>
     <w:hidden/>
     <w:uiPriority w:val="99"/>
@@ -9581,9 +9562,9 @@
       <w:spacing w:after="0" w:line="240" w:lineRule="auto"/>
     </w:pPr>
   </w:style>
-  <w:style w:type="character" w:styleId="Hyperlink">
+  <w:style w:type="character" w:styleId="Hiperhivatkozs">
     <w:name w:val="Hyperlink"/>
-    <w:basedOn w:val="DefaultParagraphFont"/>
+    <w:basedOn w:val="Bekezdsalapbettpusa"/>
     <w:uiPriority w:val="99"/>
     <w:unhideWhenUsed/>
     <w:rsid w:val="001328B3"/>
@@ -9592,9 +9573,9 @@
       <w:u w:val="single"/>
     </w:rPr>
   </w:style>
-  <w:style w:type="character" w:styleId="UnresolvedMention">
+  <w:style w:type="character" w:styleId="Feloldatlanmegemlts">
     <w:name w:val="Unresolved Mention"/>
-    <w:basedOn w:val="DefaultParagraphFont"/>
+    <w:basedOn w:val="Bekezdsalapbettpusa"/>
     <w:uiPriority w:val="99"/>
     <w:semiHidden/>
     <w:unhideWhenUsed/>
@@ -9604,9 +9585,9 @@
       <w:shd w:val="clear" w:color="auto" w:fill="E1DFDD"/>
     </w:rPr>
   </w:style>
-  <w:style w:type="character" w:styleId="FollowedHyperlink">
+  <w:style w:type="character" w:styleId="Mrltotthiperhivatkozs">
     <w:name w:val="FollowedHyperlink"/>
-    <w:basedOn w:val="DefaultParagraphFont"/>
+    <w:basedOn w:val="Bekezdsalapbettpusa"/>
     <w:uiPriority w:val="99"/>
     <w:semiHidden/>
     <w:unhideWhenUsed/>
